--- a/AI_for_Operations_Course/Certification_Test/AI_for_Operations_Certification_Exam.docx
+++ b/AI_for_Operations_Course/Certification_Test/AI_for_Operations_Certification_Exam.docx
@@ -189,7 +189,7 @@
         <w:pStyle w:val="ListBullet"/>
       </w:pPr>
       <w:r>
-        <w:t>B) Scalability, elasticity, and managed services for analytics and ML</w:t>
+        <w:t>B) They guarantee 100% model accuracy</w:t>
       </w:r>
     </w:p>
     <w:p>
@@ -197,7 +197,7 @@
         <w:pStyle w:val="ListBullet"/>
       </w:pPr>
       <w:r>
-        <w:t>C) They guarantee 100% model accuracy</w:t>
+        <w:t>C) Scalability, elasticity, and managed services for analytics and ML</w:t>
       </w:r>
     </w:p>
     <w:p>
@@ -312,7 +312,7 @@
         <w:pStyle w:val="ListBullet"/>
       </w:pPr>
       <w:r>
-        <w:t>B) Calculate cost savings from reduced downtime minus AI system costs, then divide by AI system costs</w:t>
+        <w:t>B) Compare employee productivity gains only</w:t>
       </w:r>
     </w:p>
     <w:p>
@@ -328,7 +328,7 @@
         <w:pStyle w:val="ListBullet"/>
       </w:pPr>
       <w:r>
-        <w:t>D) Compare employee productivity gains only</w:t>
+        <w:t>D) Calculate cost savings from reduced downtime minus AI system costs, then divide by AI system costs</w:t>
       </w:r>
     </w:p>
     <w:p>
@@ -353,7 +353,7 @@
         <w:pStyle w:val="ListBullet"/>
       </w:pPr>
       <w:r>
-        <w:t>B) Accelerometers and vibration sensors</w:t>
+        <w:t>B) Pressure gauges</w:t>
       </w:r>
     </w:p>
     <w:p>
@@ -361,7 +361,7 @@
         <w:pStyle w:val="ListBullet"/>
       </w:pPr>
       <w:r>
-        <w:t>C) Pressure gauges</w:t>
+        <w:t>C) Accelerometers and vibration sensors</w:t>
       </w:r>
     </w:p>
     <w:p>
@@ -435,7 +435,7 @@
         <w:pStyle w:val="ListBullet"/>
       </w:pPr>
       <w:r>
-        <w:t>B) Sliding windows with previous timesteps as predictive features</w:t>
+        <w:t>B) Principal Component Analysis</w:t>
       </w:r>
     </w:p>
     <w:p>
@@ -451,7 +451,7 @@
         <w:pStyle w:val="ListBullet"/>
       </w:pPr>
       <w:r>
-        <w:t>D) Principal Component Analysis</w:t>
+        <w:t>D) Sliding windows with previous timesteps as predictive features</w:t>
       </w:r>
     </w:p>
     <w:p>
@@ -615,7 +615,7 @@
         <w:pStyle w:val="ListBullet"/>
       </w:pPr>
       <w:r>
-        <w:t>B) It captures nonlinear relationships and feature interactions from multiple operational variables</w:t>
+        <w:t>B) It guarantees higher accuracy than all other methods</w:t>
       </w:r>
     </w:p>
     <w:p>
@@ -623,7 +623,7 @@
         <w:pStyle w:val="ListBullet"/>
       </w:pPr>
       <w:r>
-        <w:t>C) It guarantees higher accuracy than all other methods</w:t>
+        <w:t>C) It captures nonlinear relationships and feature interactions from multiple operational variables</w:t>
       </w:r>
     </w:p>
     <w:p>
@@ -738,7 +738,7 @@
         <w:pStyle w:val="ListBullet"/>
       </w:pPr>
       <w:r>
-        <w:t>B) MAE, RMSE, MAPE, and bias metrics to assess accuracy, directional accuracy, and systematic under/over-forecasting</w:t>
+        <w:t>B) Employee satisfaction surveys</w:t>
       </w:r>
     </w:p>
     <w:p>
@@ -754,7 +754,7 @@
         <w:pStyle w:val="ListBullet"/>
       </w:pPr>
       <w:r>
-        <w:t>D) Employee satisfaction surveys</w:t>
+        <w:t>D) MAE, RMSE, MAPE, and bias metrics to assess accuracy, directional accuracy, and systematic under/over-forecasting</w:t>
       </w:r>
     </w:p>
     <w:p>
@@ -812,7 +812,7 @@
         <w:pStyle w:val="ListBullet"/>
       </w:pPr>
       <w:r>
-        <w:t>A) Maximizes inventory levels</w:t>
+        <w:t>A) Minimizes total holding and ordering costs by finding the optimal order quantity</w:t>
       </w:r>
     </w:p>
     <w:p>
@@ -820,7 +820,7 @@
         <w:pStyle w:val="ListBullet"/>
       </w:pPr>
       <w:r>
-        <w:t>B) Minimizes total holding and ordering costs by finding the optimal order quantity</w:t>
+        <w:t>B) Maximizes inventory levels</w:t>
       </w:r>
     </w:p>
     <w:p>
@@ -861,7 +861,7 @@
         <w:pStyle w:val="ListBullet"/>
       </w:pPr>
       <w:r>
-        <w:t>B) Safety Stock = Z-score × Standard Deviation × sqrt(Lead Time) for a target service level</w:t>
+        <w:t>B) It is calculated automatically by any system</w:t>
       </w:r>
     </w:p>
     <w:p>
@@ -869,7 +869,7 @@
         <w:pStyle w:val="ListBullet"/>
       </w:pPr>
       <w:r>
-        <w:t>C) It is calculated automatically by any system</w:t>
+        <w:t>C) Safety Stock = Z-score × Standard Deviation × sqrt(Lead Time) for a target service level</w:t>
       </w:r>
     </w:p>
     <w:p>
@@ -976,7 +976,7 @@
         <w:pStyle w:val="ListBullet"/>
       </w:pPr>
       <w:r>
-        <w:t>A) Single warehouse serving all customers</w:t>
+        <w:t>A) Entire supply chain network: suppliers, distribution centers, warehouses, retail locations with interdependencies</w:t>
       </w:r>
     </w:p>
     <w:p>
@@ -984,7 +984,7 @@
         <w:pStyle w:val="ListBullet"/>
       </w:pPr>
       <w:r>
-        <w:t>B) Entire supply chain network: suppliers, distribution centers, warehouses, retail locations with interdependencies</w:t>
+        <w:t>B) Single warehouse serving all customers</w:t>
       </w:r>
     </w:p>
     <w:p>
@@ -1082,7 +1082,7 @@
         <w:pStyle w:val="ListBullet"/>
       </w:pPr>
       <w:r>
-        <w:t>B) Vehicle Routing Problem with Time Windows (VRPTW)</w:t>
+        <w:t>B) Multi-depot VRP</w:t>
       </w:r>
     </w:p>
     <w:p>
@@ -1090,7 +1090,7 @@
         <w:pStyle w:val="ListBullet"/>
       </w:pPr>
       <w:r>
-        <w:t>C) Multi-depot VRP</w:t>
+        <w:t>C) Vehicle Routing Problem with Time Windows (VRPTW)</w:t>
       </w:r>
     </w:p>
     <w:p>
@@ -1115,7 +1115,7 @@
         <w:pStyle w:val="ListBullet"/>
       </w:pPr>
       <w:r>
-        <w:t>A) Only for mapping routes visually</w:t>
+        <w:t>A) Provides routing and optimization solvers for VRP, assignment, scheduling, and linear optimization with fast heuristic and exact algorithms</w:t>
       </w:r>
     </w:p>
     <w:p>
@@ -1123,7 +1123,7 @@
         <w:pStyle w:val="ListBullet"/>
       </w:pPr>
       <w:r>
-        <w:t>B) Provides routing and optimization solvers for VRP, assignment, scheduling, and linear optimization with fast heuristic and exact algorithms</w:t>
+        <w:t>B) Only for mapping routes visually</w:t>
       </w:r>
     </w:p>
     <w:p>
@@ -1205,7 +1205,7 @@
         <w:pStyle w:val="ListBullet"/>
       </w:pPr>
       <w:r>
-        <w:t>B) Predictive maintenance using vehicle sensor data and condition monitoring</w:t>
+        <w:t>B) Never perform maintenance</w:t>
       </w:r>
     </w:p>
     <w:p>
@@ -1221,7 +1221,7 @@
         <w:pStyle w:val="ListBullet"/>
       </w:pPr>
       <w:r>
-        <w:t>D) Never perform maintenance</w:t>
+        <w:t>D) Predictive maintenance using vehicle sensor data and condition monitoring</w:t>
       </w:r>
     </w:p>
     <w:p>
@@ -1246,7 +1246,7 @@
         <w:pStyle w:val="ListBullet"/>
       </w:pPr>
       <w:r>
-        <w:t>B) The final segment: order consolidation, routing, and delivery to customer door, typically 50% of total logistics cost</w:t>
+        <w:t>B) Warehouse layout only</w:t>
       </w:r>
     </w:p>
     <w:p>
@@ -1254,7 +1254,7 @@
         <w:pStyle w:val="ListBullet"/>
       </w:pPr>
       <w:r>
-        <w:t>C) Warehouse layout only</w:t>
+        <w:t>C) The final segment: order consolidation, routing, and delivery to customer door, typically 50% of total logistics cost</w:t>
       </w:r>
     </w:p>
     <w:p>
@@ -1320,7 +1320,7 @@
         <w:pStyle w:val="ListBullet"/>
       </w:pPr>
       <w:r>
-        <w:t>A) To determine customer locations</w:t>
+        <w:t>A) To optimize the sequence of item retrieval, minimizing picker travel distance and time through smart aisle routing</w:t>
       </w:r>
     </w:p>
     <w:p>
@@ -1328,7 +1328,7 @@
         <w:pStyle w:val="ListBullet"/>
       </w:pPr>
       <w:r>
-        <w:t>B) To optimize the sequence of item retrieval, minimizing picker travel distance and time through smart aisle routing</w:t>
+        <w:t>B) To determine customer locations</w:t>
       </w:r>
     </w:p>
     <w:p>
@@ -1369,7 +1369,7 @@
         <w:pStyle w:val="ListBullet"/>
       </w:pPr>
       <w:r>
-        <w:t>B) AMRs (autonomous mobile robots), robotic arms for picking, and automated sortation systems for item-to-person operations</w:t>
+        <w:t>B) Manual labor exclusively</w:t>
       </w:r>
     </w:p>
     <w:p>
@@ -1385,7 +1385,7 @@
         <w:pStyle w:val="ListBullet"/>
       </w:pPr>
       <w:r>
-        <w:t>D) Manual labor exclusively</w:t>
+        <w:t>D) AMRs (autonomous mobile robots), robotic arms for picking, and automated sortation systems for item-to-person operations</w:t>
       </w:r>
     </w:p>
     <w:p>
@@ -1451,7 +1451,7 @@
         <w:pStyle w:val="ListBullet"/>
       </w:pPr>
       <w:r>
-        <w:t>B) Virtual simulation model that mirrors real warehouse operations for testing, optimization, and predictive analytics without disrupting production</w:t>
+        <w:t>B) A backup management system</w:t>
       </w:r>
     </w:p>
     <w:p>
@@ -1459,7 +1459,7 @@
         <w:pStyle w:val="ListBullet"/>
       </w:pPr>
       <w:r>
-        <w:t>C) A backup management system</w:t>
+        <w:t>C) Virtual simulation model that mirrors real warehouse operations for testing, optimization, and predictive analytics without disrupting production</w:t>
       </w:r>
     </w:p>
     <w:p>
@@ -1549,7 +1549,7 @@
         <w:pStyle w:val="ListBullet"/>
       </w:pPr>
       <w:r>
-        <w:t>B) Bearing defect frequencies (BPFO, BPFI, BSF) appear as peaks in FFT spectra, enabling identification of inner race, outer race, or ball defects</w:t>
+        <w:t>B) They replace predictive maintenance</w:t>
       </w:r>
     </w:p>
     <w:p>
@@ -1565,7 +1565,7 @@
         <w:pStyle w:val="ListBullet"/>
       </w:pPr>
       <w:r>
-        <w:t>D) They replace predictive maintenance</w:t>
+        <w:t>D) Bearing defect frequencies (BPFO, BPFI, BSF) appear as peaks in FFT spectra, enabling identification of inner race, outer race, or ball defects</w:t>
       </w:r>
     </w:p>
     <w:p>
@@ -1582,7 +1582,7 @@
         <w:pStyle w:val="ListBullet"/>
       </w:pPr>
       <w:r>
-        <w:t>A) Random guessing based on maintenance history</w:t>
+        <w:t>A) Supervised learning models (regression, neural networks) trained on degradation patterns from similar equipment lifespans</w:t>
       </w:r>
     </w:p>
     <w:p>
@@ -1590,7 +1590,7 @@
         <w:pStyle w:val="ListBullet"/>
       </w:pPr>
       <w:r>
-        <w:t>B) Supervised learning models (regression, neural networks) trained on degradation patterns from similar equipment lifespans</w:t>
+        <w:t>B) Random guessing based on maintenance history</w:t>
       </w:r>
     </w:p>
     <w:p>
@@ -1672,7 +1672,7 @@
         <w:pStyle w:val="ListBullet"/>
       </w:pPr>
       <w:r>
-        <w:t>B) Neural networks trained to reconstruct normal patterns; anomalies have high reconstruction error, enabling unsupervised detection</w:t>
+        <w:t>B) They replace all manual inspections</w:t>
       </w:r>
     </w:p>
     <w:p>
@@ -1680,7 +1680,7 @@
         <w:pStyle w:val="ListBullet"/>
       </w:pPr>
       <w:r>
-        <w:t>C) They replace all manual inspections</w:t>
+        <w:t>C) Neural networks trained to reconstruct normal patterns; anomalies have high reconstruction error, enabling unsupervised detection</w:t>
       </w:r>
     </w:p>
     <w:p>
@@ -1754,7 +1754,7 @@
         <w:pStyle w:val="ListBullet"/>
       </w:pPr>
       <w:r>
-        <w:t>B) Balance preventive maintenance costs against failure costs using mathematical models or predictive scheduling</w:t>
+        <w:t>B) Maximize maintenance spending</w:t>
       </w:r>
     </w:p>
     <w:p>
@@ -1770,7 +1770,7 @@
         <w:pStyle w:val="ListBullet"/>
       </w:pPr>
       <w:r>
-        <w:t>D) Maximize maintenance spending</w:t>
+        <w:t>D) Balance preventive maintenance costs against failure costs using mathematical models or predictive scheduling</w:t>
       </w:r>
     </w:p>
     <w:p>
@@ -1787,7 +1787,7 @@
         <w:pStyle w:val="ListBullet"/>
       </w:pPr>
       <w:r>
-        <w:t>A) Charts showing only final product quality</w:t>
+        <w:t>A) Monitors process mean and variation over time; Western Electric rules flag non-random patterns indicating process shifts</w:t>
       </w:r>
     </w:p>
     <w:p>
@@ -1795,7 +1795,7 @@
         <w:pStyle w:val="ListBullet"/>
       </w:pPr>
       <w:r>
-        <w:t>B) Monitors process mean and variation over time; Western Electric rules flag non-random patterns indicating process shifts</w:t>
+        <w:t>B) Charts showing only final product quality</w:t>
       </w:r>
     </w:p>
     <w:p>
@@ -1877,7 +1877,7 @@
         <w:pStyle w:val="ListBullet"/>
       </w:pPr>
       <w:r>
-        <w:t>B) Adapting pre-trained models (ImageNet) to specific defect detection tasks, reducing training time and data requirements</w:t>
+        <w:t>B) Training from scratch always</w:t>
       </w:r>
     </w:p>
     <w:p>
@@ -1885,7 +1885,7 @@
         <w:pStyle w:val="ListBullet"/>
       </w:pPr>
       <w:r>
-        <w:t>C) Training from scratch always</w:t>
+        <w:t>C) Adapting pre-trained models (ImageNet) to specific defect detection tasks, reducing training time and data requirements</w:t>
       </w:r>
     </w:p>
     <w:p>
@@ -1918,7 +1918,7 @@
         <w:pStyle w:val="ListBullet"/>
       </w:pPr>
       <w:r>
-        <w:t>B) Causal inference frameworks analyze relationships between operational variables to identify true causes, not just correlations</w:t>
+        <w:t>B) By removing all data</w:t>
       </w:r>
     </w:p>
     <w:p>
@@ -1934,7 +1934,7 @@
         <w:pStyle w:val="ListBullet"/>
       </w:pPr>
       <w:r>
-        <w:t>D) By removing all data</w:t>
+        <w:t>D) Causal inference frameworks analyze relationships between operational variables to identify true causes, not just correlations</w:t>
       </w:r>
     </w:p>
     <w:p>
@@ -2008,7 +2008,7 @@
         <w:pStyle w:val="ListBullet"/>
       </w:pPr>
       <w:r>
-        <w:t>A) Extracting minerals from processes</w:t>
+        <w:t>A) Analyzing event logs (system records of activities) to extract actual process flows, bottlenecks, and deviations from designed processes</w:t>
       </w:r>
     </w:p>
     <w:p>
@@ -2016,7 +2016,7 @@
         <w:pStyle w:val="ListBullet"/>
       </w:pPr>
       <w:r>
-        <w:t>B) Analyzing event logs (system records of activities) to extract actual process flows, bottlenecks, and deviations from designed processes</w:t>
+        <w:t>B) Extracting minerals from processes</w:t>
       </w:r>
     </w:p>
     <w:p>
@@ -2057,7 +2057,7 @@
         <w:pStyle w:val="ListBullet"/>
       </w:pPr>
       <w:r>
-        <w:t>B) Process discovery from event logs, conformance checking against process models, and performance analysis of actual vs. designed flows</w:t>
+        <w:t>B) Only statistical analysis</w:t>
       </w:r>
     </w:p>
     <w:p>
@@ -2065,7 +2065,7 @@
         <w:pStyle w:val="ListBullet"/>
       </w:pPr>
       <w:r>
-        <w:t>C) Only statistical analysis</w:t>
+        <w:t>C) Process discovery from event logs, conformance checking against process models, and performance analysis of actual vs. designed flows</w:t>
       </w:r>
     </w:p>
     <w:p>
@@ -2139,7 +2139,7 @@
         <w:pStyle w:val="ListBullet"/>
       </w:pPr>
       <w:r>
-        <w:t>B) Virtual replicas allow real-time monitoring, scenario testing, predictive analytics, and optimization without impacting real operations</w:t>
+        <w:t>B) Only historical analysis</w:t>
       </w:r>
     </w:p>
     <w:p>
@@ -2155,7 +2155,7 @@
         <w:pStyle w:val="ListBullet"/>
       </w:pPr>
       <w:r>
-        <w:t>D) Only historical analysis</w:t>
+        <w:t>D) Virtual replicas allow real-time monitoring, scenario testing, predictive analytics, and optimization without impacting real operations</w:t>
       </w:r>
     </w:p>
     <w:p>
@@ -2180,7 +2180,7 @@
         <w:pStyle w:val="ListBullet"/>
       </w:pPr>
       <w:r>
-        <w:t>B) Constraint satisfaction problems: job scheduling, resource allocation, routing, and mixed-integer programming with fast heuristics</w:t>
+        <w:t>B) Only statistical analysis</w:t>
       </w:r>
     </w:p>
     <w:p>
@@ -2188,7 +2188,7 @@
         <w:pStyle w:val="ListBullet"/>
       </w:pPr>
       <w:r>
-        <w:t>C) Only statistical analysis</w:t>
+        <w:t>C) Constraint satisfaction problems: job scheduling, resource allocation, routing, and mixed-integer programming with fast heuristics</w:t>
       </w:r>
     </w:p>
     <w:p>
@@ -2221,7 +2221,7 @@
         <w:pStyle w:val="ListBullet"/>
       </w:pPr>
       <w:r>
-        <w:t>B) Schedule right skills at right times matching demand, minimizing labor cost while meeting service level and regulatory constraints</w:t>
+        <w:t>B) Only through manual scheduling</w:t>
       </w:r>
     </w:p>
     <w:p>
@@ -2229,7 +2229,7 @@
         <w:pStyle w:val="ListBullet"/>
       </w:pPr>
       <w:r>
-        <w:t>C) Only through manual scheduling</w:t>
+        <w:t>C) Schedule right skills at right times matching demand, minimizing labor cost while meeting service level and regulatory constraints</w:t>
       </w:r>
     </w:p>
     <w:p>
@@ -2254,7 +2254,7 @@
         <w:pStyle w:val="ListBullet"/>
       </w:pPr>
       <w:r>
-        <w:t>A) Energy cannot be optimized</w:t>
+        <w:t>A) Reduce consumption and cost through smart scheduling, equipment control, and renewable integration while maintaining performance</w:t>
       </w:r>
     </w:p>
     <w:p>
@@ -2262,7 +2262,7 @@
         <w:pStyle w:val="ListBullet"/>
       </w:pPr>
       <w:r>
-        <w:t>B) Reduce consumption and cost through smart scheduling, equipment control, and renewable integration while maintaining performance</w:t>
+        <w:t>B) Energy cannot be optimized</w:t>
       </w:r>
     </w:p>
     <w:p>
@@ -2303,7 +2303,7 @@
         <w:pStyle w:val="ListBullet"/>
       </w:pPr>
       <w:r>
-        <w:t>B) Lightweight framework for deploying ML models on edge devices (IoT, mobile, embedded) with low latency and minimal resources</w:t>
+        <w:t>B) Only for research</w:t>
       </w:r>
     </w:p>
     <w:p>
@@ -2319,7 +2319,7 @@
         <w:pStyle w:val="ListBullet"/>
       </w:pPr>
       <w:r>
-        <w:t>D) Only for research</w:t>
+        <w:t>D) Lightweight framework for deploying ML models on edge devices (IoT, mobile, embedded) with low latency and minimal resources</w:t>
       </w:r>
     </w:p>
     <w:p>
@@ -2385,7 +2385,7 @@
         <w:pStyle w:val="ListBullet"/>
       </w:pPr>
       <w:r>
-        <w:t>B) Event-driven pipelines with low-latency model servers processing continuous data streams for immediate decisions</w:t>
+        <w:t>B) Only offline processing</w:t>
       </w:r>
     </w:p>
     <w:p>
@@ -2393,7 +2393,7 @@
         <w:pStyle w:val="ListBullet"/>
       </w:pPr>
       <w:r>
-        <w:t>C) Only offline processing</w:t>
+        <w:t>C) Event-driven pipelines with low-latency model servers processing continuous data streams for immediate decisions</w:t>
       </w:r>
     </w:p>
     <w:p>
@@ -2483,7 +2483,7 @@
         <w:pStyle w:val="ListBullet"/>
       </w:pPr>
       <w:r>
-        <w:t>B) ROI = (Cumulative Cost Savings - Implementation &amp; Operational Costs) / Implementation Costs, tracked over years</w:t>
+        <w:t>B) Only through employee surveys</w:t>
       </w:r>
     </w:p>
     <w:p>
@@ -2499,7 +2499,7 @@
         <w:pStyle w:val="ListBullet"/>
       </w:pPr>
       <w:r>
-        <w:t>D) Only through employee surveys</w:t>
+        <w:t>D) ROI = (Cumulative Cost Savings - Implementation &amp; Operational Costs) / Implementation Costs, tracked over years</w:t>
       </w:r>
     </w:p>
     <w:p>
@@ -2516,7 +2516,7 @@
         <w:pStyle w:val="ListBullet"/>
       </w:pPr>
       <w:r>
-        <w:t>A) Deploy without any change management</w:t>
+        <w:t>A) Stakeholder engagement, training, transparent communication about changes, addressing resistance, and iterative rollouts</w:t>
       </w:r>
     </w:p>
     <w:p>
@@ -2524,7 +2524,7 @@
         <w:pStyle w:val="ListBullet"/>
       </w:pPr>
       <w:r>
-        <w:t>B) Stakeholder engagement, training, transparent communication about changes, addressing resistance, and iterative rollouts</w:t>
+        <w:t>B) Deploy without any change management</w:t>
       </w:r>
     </w:p>
     <w:p>
@@ -2565,7 +2565,7 @@
         <w:pStyle w:val="ListBullet"/>
       </w:pPr>
       <w:r>
-        <w:t>B) Pilot programs in controlled environments, gradual rollout with performance monitoring and contingency plans before full deployment</w:t>
+        <w:t>B) Only in testing environments</w:t>
       </w:r>
     </w:p>
     <w:p>
@@ -2573,7 +2573,7 @@
         <w:pStyle w:val="ListBullet"/>
       </w:pPr>
       <w:r>
-        <w:t>C) Only in testing environments</w:t>
+        <w:t>C) Pilot programs in controlled environments, gradual rollout with performance monitoring and contingency plans before full deployment</w:t>
       </w:r>
     </w:p>
     <w:p>
@@ -2647,7 +2647,7 @@
         <w:pStyle w:val="ListBullet"/>
       </w:pPr>
       <w:r>
-        <w:t>B) Industry 4.0 focuses on digitalization and automation; Industry 5.0 integrates human-AI collaboration, sustainability, and societal impact</w:t>
+        <w:t>B) They eliminate all human involvement</w:t>
       </w:r>
     </w:p>
     <w:p>
@@ -2663,7 +2663,7 @@
         <w:pStyle w:val="ListBullet"/>
       </w:pPr>
       <w:r>
-        <w:t>D) They eliminate all human involvement</w:t>
+        <w:t>D) Industry 4.0 focuses on digitalization and automation; Industry 5.0 integrates human-AI collaboration, sustainability, and societal impact</w:t>
       </w:r>
     </w:p>
     <w:p>

--- a/AI_for_Operations_Course/Certification_Test/AI_for_Operations_Certification_Exam.docx
+++ b/AI_for_Operations_Course/Certification_Test/AI_for_Operations_Certification_Exam.docx
@@ -12,7 +12,7 @@
           <w:color w:val="1B365D"/>
           <w:sz w:val="56"/>
         </w:rPr>
-        <w:t>Proxiant Certified AI Professional (PCAP)</w:t>
+        <w:t>Proxiant Certified AI Professional (PCAIP)</w:t>
       </w:r>
     </w:p>
     <w:p>
@@ -2672,6 +2672,8 @@
       </w:r>
     </w:p>
     <w:sectPr>
+      <w:footerReference w:type="default" r:id="rId9"/>
+      <w:headerReference w:type="default" r:id="rId10"/>
       <w:pgSz w:w="12240" w:h="15840"/>
       <w:pgMar w:top="1440" w:right="1440" w:bottom="1440" w:left="1440" w:header="720" w:footer="720" w:gutter="0"/>
       <w:cols w:space="720"/>
@@ -2679,6 +2681,26 @@
     </w:sectPr>
   </w:body>
 </w:document>
+</file>
+
+<file path=word/footer1.xml><?xml version="1.0" encoding="utf-8"?>
+<w:ftr xmlns:m="http://schemas.openxmlformats.org/officeDocument/2006/math" xmlns:mc="http://schemas.openxmlformats.org/markup-compatibility/2006" xmlns:mo="http://schemas.microsoft.com/office/mac/office/2008/main" xmlns:mv="urn:schemas-microsoft-com:mac:vml" xmlns:o="urn:schemas-microsoft-com:office:office" xmlns:r="http://schemas.openxmlformats.org/officeDocument/2006/relationships" xmlns:v="urn:schemas-microsoft-com:vml" xmlns:w10="urn:schemas-microsoft-com:office:word" xmlns:w14="http://schemas.microsoft.com/office/word/2010/wordml" xmlns:w="http://schemas.openxmlformats.org/wordprocessingml/2006/main" xmlns:wne="http://schemas.microsoft.com/office/word/2006/wordml" xmlns:wp14="http://schemas.microsoft.com/office/word/2010/wordprocessingDrawing" xmlns:wp="http://schemas.openxmlformats.org/drawingml/2006/wordprocessingDrawing" xmlns:wpc="http://schemas.microsoft.com/office/word/2010/wordprocessingCanvas" xmlns:wpg="http://schemas.microsoft.com/office/word/2010/wordprocessingGroup" xmlns:wpi="http://schemas.microsoft.com/office/word/2010/wordprocessingInk" xmlns:wps="http://schemas.microsoft.com/office/word/2010/wordprocessingShape" mc:Ignorable="w14 wp14">
+  <w:p>
+    <w:pPr>
+      <w:pStyle w:val="Footer"/>
+    </w:pPr>
+  </w:p>
+</w:ftr>
+</file>
+
+<file path=word/header1.xml><?xml version="1.0" encoding="utf-8"?>
+<w:hdr xmlns:m="http://schemas.openxmlformats.org/officeDocument/2006/math" xmlns:mc="http://schemas.openxmlformats.org/markup-compatibility/2006" xmlns:mo="http://schemas.microsoft.com/office/mac/office/2008/main" xmlns:mv="urn:schemas-microsoft-com:mac:vml" xmlns:o="urn:schemas-microsoft-com:office:office" xmlns:r="http://schemas.openxmlformats.org/officeDocument/2006/relationships" xmlns:v="urn:schemas-microsoft-com:vml" xmlns:w10="urn:schemas-microsoft-com:office:word" xmlns:w14="http://schemas.microsoft.com/office/word/2010/wordml" xmlns:w="http://schemas.openxmlformats.org/wordprocessingml/2006/main" xmlns:wne="http://schemas.microsoft.com/office/word/2006/wordml" xmlns:wp14="http://schemas.microsoft.com/office/word/2010/wordprocessingDrawing" xmlns:wp="http://schemas.openxmlformats.org/drawingml/2006/wordprocessingDrawing" xmlns:wpc="http://schemas.microsoft.com/office/word/2010/wordprocessingCanvas" xmlns:wpg="http://schemas.microsoft.com/office/word/2010/wordprocessingGroup" xmlns:wpi="http://schemas.microsoft.com/office/word/2010/wordprocessingInk" xmlns:wps="http://schemas.microsoft.com/office/word/2010/wordprocessingShape" mc:Ignorable="w14 wp14">
+  <w:p>
+    <w:pPr>
+      <w:pStyle w:val="Header"/>
+    </w:pPr>
+  </w:p>
+</w:hdr>
 </file>
 
 <file path=word/numbering.xml><?xml version="1.0" encoding="utf-8"?>
